--- a/reports/ksp/grade10/grade10-week10-ksp.docx
+++ b/reports/ksp/grade10/grade10-week10-ksp.docx
@@ -249,7 +249,7 @@
           </w:tcPr>
           <w:p>
             <w:r>
-              <w:t>Programming</w:t>
+              <w:t>Dictionary in Python, Files in Python</w:t>
             </w:r>
           </w:p>
         </w:tc>
@@ -288,7 +288,7 @@
           </w:tcPr>
           <w:p>
             <w:r>
-              <w:t>Explain the core concepts of Programming using correct terminology. Identify key components, roles, or stages related to Programming. Analyze a real-world example where Programming is applied. Compare two representations or approaches within Programming. Apply Programming concepts to a short practical task or scenario.</w:t>
+              <w:t>Explain the core concepts of Dictionary in Python, Files in Python using correct terminology. Identify key components, roles, or stages related to Dictionary in Python, Files in Python. Analyze a real-world example where Dictionary in Python, Files in Python is applied. Compare two representations or approaches within Dictionary in Python, Files in Python. Apply Dictionary in Python, Files in Python concepts to a short practical task or scenario.</w:t>
             </w:r>
           </w:p>
         </w:tc>
@@ -327,7 +327,7 @@
           </w:tcPr>
           <w:p>
             <w:r>
-              <w:t>Students will be able to: Explain the core concepts of Programming using correct terminology. Identify key components, roles, or stages related to Programming. Analyze a real-world example where Programming is applied. Compare two representations or approaches within Programming. Apply Programming concepts to a short practical task or scenario.</w:t>
+              <w:t>Students will be able to: Explain the core concepts of Dictionary in Python, Files in Python using correct terminology. Identify key components, roles, or stages related to Dictionary in Python, Files in Python. Analyze a real-world example where Dictionary in Python, Files in Python is applied. Compare two representations or approaches within Dictionary in Python, Files in Python. Apply Dictionary in Python, Files in Python concepts to a short practical task or scenario.</w:t>
             </w:r>
           </w:p>
         </w:tc>
@@ -366,7 +366,7 @@
           </w:tcPr>
           <w:p>
             <w:r>
-              <w:t>Uses technical vocabulary accurately in explanations. Identifies correct components or stages of Programming. Provides a valid real-world example and justification. Completes the practice task with clear reasoning.</w:t>
+              <w:t>Uses technical vocabulary accurately in explanations. Identifies correct components or stages of Dictionary in Python, Files in Python. Provides a valid real-world example and justification. Completes the practice task with clear reasoning.</w:t>
             </w:r>
           </w:p>
         </w:tc>
@@ -531,7 +531,7 @@
           </w:tcPr>
           <w:p>
             <w:r>
-              <w:t>Organizational stage (5 min): Starter: Present a short real-world case related to Programming (news, product, or school system). Ask guiding questions to activate prior knowledge. Teacher: Define Programming and outline the lesson goals. Students: Share what they already know or have used.</w:t>
+              <w:t>Organizational stage (5 min): Starter: Present a short real-world case related to Dictionary in Python, Files in Python (news, product, or school system). Ask guiding questions to activate prior knowledge. Teacher: Define Dictionary in Python, Files in Python and outline the lesson goals. Students: Share what they already know or have used.</w:t>
             </w:r>
           </w:p>
         </w:tc>
@@ -628,7 +628,7 @@
           </w:tcPr>
           <w:p>
             <w:r>
-              <w:t>New material (30 min): Explain the main concepts and components of Programming with a clear diagram. Show a real-world example and map it to the concepts. Discuss advantages, limitations, or common issues. Teacher: Model a simple analysis or walkthrough. Students: Take notes and answer quick concept checks. Case task: Students analyze a short scenario and identify how Programming is used. Small group: Build a mini summary (3-4 bullet points) of key ideas. Teacher: Provide feedback and clarify misconceptions.</w:t>
+              <w:t>New material (30 min): Explain the main concepts and components of Dictionary in Python, Files in Python with a clear diagram. Show a real-world example and map it to the concepts. Discuss advantages, limitations, or common issues. Teacher: Model a simple analysis or walkthrough. Students: Take notes and answer quick concept checks. Case task: Students analyze a short scenario and identify how Dictionary in Python, Files in Python is used. Small group: Build a mini summary (3-4 bullet points) of key ideas. Teacher: Provide feedback and clarify misconceptions.</w:t>
             </w:r>
           </w:p>
         </w:tc>
@@ -752,7 +752,7 @@
           </w:tcPr>
           <w:p>
             <w:r>
-              <w:t>Reflection (10 min): Which concept was most challenging for students? Which example worked best to explain Programming? What should be improved for the next lesson?</w:t>
+              <w:t>Reflection (10 min): Which concept was most challenging for students? Which example worked best to explain Dictionary in Python, Files in Python? What should be improved for the next lesson?</w:t>
             </w:r>
           </w:p>
         </w:tc>
@@ -768,7 +768,7 @@
           </w:tcPr>
           <w:p>
             <w:r>
-              <w:t>Find a real-world case where Programming is used and write a 150-200 word summary. Create a one-page study sheet with definitions, components, and one diagram of Programming.</w:t>
+              <w:t>Find a real-world case where Dictionary in Python, Files in Python is used and write a 150-200 word summary. Create a one-page study sheet with definitions, components, and one diagram of Dictionary in Python, Files in Python.</w:t>
             </w:r>
           </w:p>
         </w:tc>
